--- a/Интеллектуальный анализ данных/Лабораторные работы/ЛР2/Лабораторная работа #2.3.docx
+++ b/Интеллектуальный анализ данных/Лабораторные работы/ЛР2/Лабораторная работа #2.3.docx
@@ -15,13 +15,7 @@
         <w:pStyle w:val="a3"/>
       </w:pPr>
       <w:r>
-        <w:t>Корреляционный и регрессионный анализ данных. Исследование тесноты взаимосвязей</w:t>
-      </w:r>
-      <w:r>
-        <w:t xml:space="preserve"> </w:t>
-      </w:r>
-      <w:r>
-        <w:t>данных в среде R</w:t>
+        <w:t>Корреляционный и регрессионный анализ данных. Исследование тесноты взаимосвязей данных в среде R</w:t>
       </w:r>
     </w:p>
     <w:p>
@@ -49,21 +43,7 @@
           <w:b/>
           <w:bCs w:val="0"/>
         </w:rPr>
-        <w:t xml:space="preserve">1. </w:t>
-      </w:r>
-      <w:r>
-        <w:rPr>
-          <w:b/>
-          <w:bCs w:val="0"/>
-        </w:rPr>
-        <w:t>Цель</w:t>
-      </w:r>
-      <w:r>
-        <w:rPr>
-          <w:b/>
-          <w:bCs w:val="0"/>
-        </w:rPr>
-        <w:t>:</w:t>
+        <w:t>1. Цель:</w:t>
       </w:r>
     </w:p>
     <w:p>
@@ -239,6 +219,7 @@
       </w:pPr>
       <w:r>
         <w:rPr>
+          <w:noProof/>
           <w:lang w:val="en-US"/>
         </w:rPr>
         <w:lastRenderedPageBreak/>
@@ -298,20 +279,17 @@
     <w:p>
       <w:pPr>
         <w:pStyle w:val="ae"/>
+      </w:pPr>
+      <w:r>
+        <w:t>2. Загрузить данные для анализа из файла Данные</w:t>
+      </w:r>
+      <w:r>
+        <w:t>.</w:t>
+      </w:r>
+      <w:r>
         <w:rPr>
           <w:lang w:val="en-US"/>
         </w:rPr>
-      </w:pPr>
-      <w:r>
-        <w:t>2. Загрузить данные для анализа из файла Данные</w:t>
-      </w:r>
-      <w:r>
-        <w:t>.</w:t>
-      </w:r>
-      <w:r>
-        <w:rPr>
-          <w:lang w:val="en-US"/>
-        </w:rPr>
         <w:t>xlsx</w:t>
       </w:r>
     </w:p>
@@ -328,6 +306,9 @@
         <w:jc w:val="center"/>
       </w:pPr>
       <w:r>
+        <w:rPr>
+          <w:noProof/>
+        </w:rPr>
         <w:drawing>
           <wp:inline distT="0" distB="0" distL="0" distR="0" wp14:anchorId="12B1836E" wp14:editId="4C34D260">
             <wp:extent cx="4837814" cy="3936962"/>
@@ -399,6 +380,9 @@
         <w:jc w:val="center"/>
       </w:pPr>
       <w:r>
+        <w:rPr>
+          <w:noProof/>
+        </w:rPr>
         <w:drawing>
           <wp:inline distT="0" distB="0" distL="0" distR="0" wp14:anchorId="2161DAF4" wp14:editId="61DB9FE4">
             <wp:extent cx="5730949" cy="3727108"/>
@@ -460,6 +444,9 @@
         <w:jc w:val="center"/>
       </w:pPr>
       <w:r>
+        <w:rPr>
+          <w:noProof/>
+        </w:rPr>
         <w:drawing>
           <wp:inline distT="0" distB="0" distL="0" distR="0" wp14:anchorId="7F24F374" wp14:editId="5F1CD9A7">
             <wp:extent cx="5688419" cy="3714650"/>
@@ -542,6 +529,9 @@
         <w:jc w:val="center"/>
       </w:pPr>
       <w:r>
+        <w:rPr>
+          <w:noProof/>
+        </w:rPr>
         <w:drawing>
           <wp:inline distT="0" distB="0" distL="0" distR="0" wp14:anchorId="3EE57CD8" wp14:editId="398EF91B">
             <wp:extent cx="5940425" cy="6096635"/>
@@ -611,6 +601,9 @@
         <w:jc w:val="center"/>
       </w:pPr>
       <w:r>
+        <w:rPr>
+          <w:noProof/>
+        </w:rPr>
         <w:drawing>
           <wp:inline distT="0" distB="0" distL="0" distR="0" wp14:anchorId="4819A683" wp14:editId="1B15D665">
             <wp:extent cx="4829849" cy="2257740"/>
@@ -734,6 +727,9 @@
         <w:jc w:val="center"/>
       </w:pPr>
       <w:r>
+        <w:rPr>
+          <w:noProof/>
+        </w:rPr>
         <w:drawing>
           <wp:inline distT="0" distB="0" distL="0" distR="0" wp14:anchorId="622D2C2A" wp14:editId="4C7AC7FB">
             <wp:extent cx="3934047" cy="4048852"/>
@@ -804,6 +800,9 @@
         <w:ind w:firstLine="0"/>
       </w:pPr>
       <w:r>
+        <w:rPr>
+          <w:noProof/>
+        </w:rPr>
         <w:drawing>
           <wp:inline distT="0" distB="0" distL="0" distR="0" wp14:anchorId="14A6212B" wp14:editId="4205F806">
             <wp:extent cx="5940425" cy="903605"/>
@@ -883,6 +882,7 @@
       </w:pPr>
       <w:r>
         <w:rPr>
+          <w:noProof/>
           <w:lang w:val="en-US"/>
         </w:rPr>
         <w:drawing>
@@ -975,6 +975,9 @@
         <w:jc w:val="center"/>
       </w:pPr>
       <w:r>
+        <w:rPr>
+          <w:noProof/>
+        </w:rPr>
         <w:drawing>
           <wp:inline distT="0" distB="0" distL="0" distR="0" wp14:anchorId="593F6B7B" wp14:editId="49AC9CBA">
             <wp:extent cx="5940425" cy="2908935"/>
@@ -1048,19 +1051,7 @@
       </w:pPr>
       <w:r>
         <w:lastRenderedPageBreak/>
-        <w:t>Данная матрица</w:t>
-      </w:r>
-      <w:r>
-        <w:t xml:space="preserve"> (Рисунок 9)</w:t>
-      </w:r>
-      <w:r>
-        <w:t xml:space="preserve"> показывает, что сильная корреляция компонентов отсутствует, лишь взаимосвязанные Безработица 15-24 с Безработица 25-54 и ИПЦ с Индексом счастья имеют высокие показатели, причём первая группа – взаимосвязанные компоненты общей выборки, корреляция которых изначально была предвидена. Гораздо больший интерес вызывает вторая группа и более незначительные корреляции, такие как Индекс счастья и Убийства, а также Инфляция и Индекс счастья, которые были задуманы, как коррелирующие. Они, хоть и в сравнении с группой ИПЦ и Индекса счастья, менее коррелирующие, но тем не менее, подтвердили теорию о взаимосвязанности данных параметров. В общем случае, метод рангов Спирмана показывает более низкие корреляции, так, отрицательные корреляции стали ещё ниже</w:t>
-      </w:r>
-      <w:r>
-        <w:t>,</w:t>
-      </w:r>
-      <w:r>
-        <w:t xml:space="preserve"> как с Убийствами и Индексом счастья, положительные, за редким исключением, тоже уменьшились, как в Безработице 25-54 и Убийствами.</w:t>
+        <w:t>Данная матрица (Рисунок 9) показывает, что сильная корреляция компонентов отсутствует, лишь взаимосвязанные Безработица 15-24 с Безработица 25-54 и ИПЦ с Индексом счастья имеют высокие показатели, причём первая группа – взаимосвязанные компоненты общей выборки, корреляция которых изначально была предвидена. Гораздо больший интерес вызывает вторая группа и более незначительные корреляции, такие как Индекс счастья и Убийства, а также Инфляция и Индекс счастья, которые были задуманы, как коррелирующие. Они, хоть и в сравнении с группой ИПЦ и Индекса счастья, менее коррелирующие, но тем не менее, подтвердили теорию о взаимосвязанности данных параметров. В общем случае, метод рангов Спирмана показывает более низкие корреляции, так, отрицательные корреляции стали ещё ниже, как с Убийствами и Индексом счастья, положительные, за редким исключением, тоже уменьшились, как в Безработице 25-54 и Убийствами.</w:t>
       </w:r>
     </w:p>
     <w:p>
@@ -1120,7 +1111,10 @@
         <w:t>-</w:t>
       </w:r>
       <w:r>
-        <w:t xml:space="preserve"> Инфляция и Убийства</w:t>
+        <w:t xml:space="preserve"> Инфляция и </w:t>
+      </w:r>
+      <w:r>
+        <w:t>ИПЦ</w:t>
       </w:r>
     </w:p>
     <w:p>
@@ -1136,7 +1130,10 @@
         <w:t xml:space="preserve"> </w:t>
       </w:r>
       <w:r>
-        <w:t>Безработица (25-54) и Убийства</w:t>
+        <w:t>Убийства</w:t>
+      </w:r>
+      <w:r>
+        <w:t xml:space="preserve"> и Индекс Счастья</w:t>
       </w:r>
     </w:p>
     <w:p>
@@ -1171,6 +1168,9 @@
         <w:jc w:val="center"/>
       </w:pPr>
       <w:r>
+        <w:rPr>
+          <w:noProof/>
+        </w:rPr>
         <w:drawing>
           <wp:inline distT="0" distB="0" distL="0" distR="0" wp14:anchorId="496863B9" wp14:editId="44C67CA2">
             <wp:extent cx="4363059" cy="638264"/>
@@ -1232,10 +1232,10 @@
       </w:pPr>
       <w:r>
         <w:drawing>
-          <wp:inline distT="0" distB="0" distL="0" distR="0" wp14:anchorId="6835329B" wp14:editId="5BE3433E">
-            <wp:extent cx="4734586" cy="638264"/>
-            <wp:effectExtent l="0" t="0" r="8890" b="9525"/>
-            <wp:docPr id="1709066309" name="Рисунок 1"/>
+          <wp:inline distT="0" distB="0" distL="0" distR="0" wp14:anchorId="5A1FB392" wp14:editId="0D38DC2E">
+            <wp:extent cx="4124901" cy="685896"/>
+            <wp:effectExtent l="0" t="0" r="0" b="0"/>
+            <wp:docPr id="1767049062" name="Рисунок 1"/>
             <wp:cNvGraphicFramePr>
               <a:graphicFrameLocks xmlns:a="http://schemas.openxmlformats.org/drawingml/2006/main" noChangeAspect="1"/>
             </wp:cNvGraphicFramePr>
@@ -1243,7 +1243,7 @@
               <a:graphicData uri="http://schemas.openxmlformats.org/drawingml/2006/picture">
                 <pic:pic xmlns:pic="http://schemas.openxmlformats.org/drawingml/2006/picture">
                   <pic:nvPicPr>
-                    <pic:cNvPr id="1709066309" name=""/>
+                    <pic:cNvPr id="1767049062" name=""/>
                     <pic:cNvPicPr/>
                   </pic:nvPicPr>
                   <pic:blipFill>
@@ -1255,7 +1255,7 @@
                   <pic:spPr>
                     <a:xfrm>
                       <a:off x="0" y="0"/>
-                      <a:ext cx="4734586" cy="638264"/>
+                      <a:ext cx="4124901" cy="685896"/>
                     </a:xfrm>
                     <a:prstGeom prst="rect">
                       <a:avLst/>
@@ -1275,22 +1275,7 @@
         <w:jc w:val="center"/>
       </w:pPr>
       <w:r>
-        <w:t>Рисунок 1</w:t>
-      </w:r>
-      <w:r>
-        <w:t>2</w:t>
-      </w:r>
-      <w:r>
-        <w:t xml:space="preserve"> – коэффициенты для уравнения </w:t>
-      </w:r>
-      <w:r>
-        <w:t>второй</w:t>
-      </w:r>
-      <w:r>
-        <w:t xml:space="preserve"> </w:t>
-      </w:r>
-      <w:r>
-        <w:t>пары</w:t>
+        <w:t>Рисунок 12 – коэффициенты для уравнения второй пары</w:t>
       </w:r>
     </w:p>
     <w:p>
@@ -1304,13 +1289,16 @@
         <w:pStyle w:val="ae"/>
         <w:ind w:firstLine="0"/>
         <w:jc w:val="center"/>
+        <w:rPr>
+          <w:lang w:val="en-US"/>
+        </w:rPr>
       </w:pPr>
       <w:r>
         <w:drawing>
-          <wp:inline distT="0" distB="0" distL="0" distR="0" wp14:anchorId="3E55CF0B" wp14:editId="7CF4B1C8">
-            <wp:extent cx="4801270" cy="666843"/>
-            <wp:effectExtent l="0" t="0" r="0" b="0"/>
-            <wp:docPr id="224977497" name="Рисунок 1"/>
+          <wp:inline distT="0" distB="0" distL="0" distR="0" wp14:anchorId="5CF26C47" wp14:editId="5B30BA3B">
+            <wp:extent cx="3972479" cy="647790"/>
+            <wp:effectExtent l="0" t="0" r="9525" b="0"/>
+            <wp:docPr id="2029111850" name="Рисунок 1"/>
             <wp:cNvGraphicFramePr>
               <a:graphicFrameLocks xmlns:a="http://schemas.openxmlformats.org/drawingml/2006/main" noChangeAspect="1"/>
             </wp:cNvGraphicFramePr>
@@ -1318,7 +1306,7 @@
               <a:graphicData uri="http://schemas.openxmlformats.org/drawingml/2006/picture">
                 <pic:pic xmlns:pic="http://schemas.openxmlformats.org/drawingml/2006/picture">
                   <pic:nvPicPr>
-                    <pic:cNvPr id="224977497" name=""/>
+                    <pic:cNvPr id="2029111850" name=""/>
                     <pic:cNvPicPr/>
                   </pic:nvPicPr>
                   <pic:blipFill>
@@ -1330,7 +1318,7 @@
                   <pic:spPr>
                     <a:xfrm>
                       <a:off x="0" y="0"/>
-                      <a:ext cx="4801270" cy="666843"/>
+                      <a:ext cx="3972479" cy="647790"/>
                     </a:xfrm>
                     <a:prstGeom prst="rect">
                       <a:avLst/>
@@ -1350,28 +1338,13 @@
         <w:jc w:val="center"/>
       </w:pPr>
       <w:r>
-        <w:t>Рисунок 1</w:t>
-      </w:r>
-      <w:r>
-        <w:t>3</w:t>
-      </w:r>
-      <w:r>
-        <w:t xml:space="preserve"> – коэффициенты для уравнения </w:t>
-      </w:r>
-      <w:r>
-        <w:t>третьей</w:t>
-      </w:r>
-      <w:r>
-        <w:t xml:space="preserve"> пары</w:t>
-      </w:r>
-    </w:p>
-    <w:p>
-      <w:pPr>
-        <w:pStyle w:val="ae"/>
-        <w:ind w:firstLine="0"/>
-        <w:rPr>
-          <w:lang w:val="en-US"/>
-        </w:rPr>
+        <w:t>Рисунок 13 – коэффициенты для уравнения третьей пары</w:t>
+      </w:r>
+    </w:p>
+    <w:p>
+      <w:pPr>
+        <w:pStyle w:val="ae"/>
+        <w:ind w:firstLine="0"/>
       </w:pPr>
       <w:r>
         <w:lastRenderedPageBreak/>
@@ -1432,6 +1405,12 @@
             </w:rPr>
             <m:t>Инфляция= -</m:t>
           </m:r>
+          <m:r>
+            <w:rPr>
+              <w:rFonts w:ascii="Cambria Math" w:eastAsiaTheme="minorEastAsia" w:hAnsi="Cambria Math"/>
+            </w:rPr>
+            <m:t>0.2916∙ИПЦ+22.2147</m:t>
+          </m:r>
         </m:oMath>
       </m:oMathPara>
     </w:p>
@@ -1439,8 +1418,525 @@
       <w:pPr>
         <w:pStyle w:val="ae"/>
         <w:ind w:firstLine="0"/>
+        <w:rPr>
+          <w:rFonts w:eastAsiaTheme="minorEastAsia"/>
+        </w:rPr>
+      </w:pPr>
+    </w:p>
+    <w:p>
+      <w:pPr>
+        <w:pStyle w:val="ae"/>
+        <w:ind w:firstLine="0"/>
+        <w:rPr>
+          <w:rFonts w:eastAsiaTheme="minorEastAsia"/>
+          <w:i/>
+          <w:lang w:val="en-US"/>
+        </w:rPr>
+      </w:pPr>
+      <m:oMathPara>
+        <m:oMath>
+          <m:r>
+            <w:rPr>
+              <w:rFonts w:ascii="Cambria Math" w:eastAsiaTheme="minorEastAsia" w:hAnsi="Cambria Math"/>
+            </w:rPr>
+            <m:t>Убийства= -29.51</m:t>
+          </m:r>
+          <m:r>
+            <w:rPr>
+              <w:rFonts w:ascii="Cambria Math" w:eastAsiaTheme="minorEastAsia" w:hAnsi="Cambria Math"/>
+              <w:lang w:val="en-US"/>
+            </w:rPr>
+            <m:t>∙</m:t>
+          </m:r>
+          <m:r>
+            <w:rPr>
+              <w:rFonts w:ascii="Cambria Math" w:eastAsiaTheme="minorEastAsia" w:hAnsi="Cambria Math"/>
+            </w:rPr>
+            <m:t>ИС</m:t>
+          </m:r>
+          <m:r>
+            <w:rPr>
+              <w:rFonts w:ascii="Cambria Math" w:eastAsiaTheme="minorEastAsia" w:hAnsi="Cambria Math"/>
+              <w:lang w:val="en-US"/>
+            </w:rPr>
+            <m:t>+9059</m:t>
+          </m:r>
+        </m:oMath>
+      </m:oMathPara>
+    </w:p>
+    <w:p>
+      <w:pPr>
+        <w:pStyle w:val="ae"/>
+        <w:ind w:firstLine="0"/>
+        <w:rPr>
+          <w:rFonts w:eastAsiaTheme="minorEastAsia"/>
+          <w:iCs/>
+          <w:lang w:val="en-US"/>
+        </w:rPr>
+      </w:pPr>
+    </w:p>
+    <w:p>
+      <w:pPr>
+        <w:pStyle w:val="ae"/>
+        <w:ind w:firstLine="0"/>
+        <w:rPr>
+          <w:rFonts w:eastAsiaTheme="minorEastAsia"/>
+          <w:iCs/>
+        </w:rPr>
+      </w:pPr>
+      <w:r>
+        <w:rPr>
+          <w:rFonts w:eastAsiaTheme="minorEastAsia"/>
+          <w:iCs/>
+          <w:lang w:val="en-US"/>
+        </w:rPr>
+        <w:tab/>
+        <w:t>8.</w:t>
+      </w:r>
+      <w:r>
+        <w:rPr>
+          <w:rFonts w:eastAsiaTheme="minorEastAsia"/>
+          <w:iCs/>
+          <w:lang w:val="en-US"/>
+        </w:rPr>
+        <w:t xml:space="preserve">3. </w:t>
+      </w:r>
+      <w:r>
+        <w:rPr>
+          <w:rFonts w:eastAsiaTheme="minorEastAsia"/>
+          <w:iCs/>
+        </w:rPr>
+        <w:t>Анализ графика остатков</w:t>
+      </w:r>
+    </w:p>
+    <w:p>
+      <w:pPr>
+        <w:pStyle w:val="ae"/>
+        <w:ind w:firstLine="0"/>
+        <w:rPr>
+          <w:rFonts w:eastAsiaTheme="minorEastAsia"/>
+          <w:iCs/>
+        </w:rPr>
+      </w:pPr>
+    </w:p>
+    <w:p>
+      <w:pPr>
+        <w:pStyle w:val="ae"/>
+        <w:ind w:firstLine="0"/>
         <w:jc w:val="center"/>
-      </w:pPr>
+        <w:rPr>
+          <w:rFonts w:eastAsiaTheme="minorEastAsia"/>
+          <w:iCs/>
+        </w:rPr>
+      </w:pPr>
+      <w:r>
+        <w:rPr>
+          <w:rFonts w:eastAsiaTheme="minorEastAsia"/>
+          <w:iCs/>
+        </w:rPr>
+        <w:drawing>
+          <wp:inline distT="0" distB="0" distL="0" distR="0" wp14:anchorId="5F4E81A0" wp14:editId="1AA74748">
+            <wp:extent cx="5940425" cy="5913755"/>
+            <wp:effectExtent l="0" t="0" r="3175" b="0"/>
+            <wp:docPr id="401987562" name="Рисунок 1"/>
+            <wp:cNvGraphicFramePr>
+              <a:graphicFrameLocks xmlns:a="http://schemas.openxmlformats.org/drawingml/2006/main" noChangeAspect="1"/>
+            </wp:cNvGraphicFramePr>
+            <a:graphic xmlns:a="http://schemas.openxmlformats.org/drawingml/2006/main">
+              <a:graphicData uri="http://schemas.openxmlformats.org/drawingml/2006/picture">
+                <pic:pic xmlns:pic="http://schemas.openxmlformats.org/drawingml/2006/picture">
+                  <pic:nvPicPr>
+                    <pic:cNvPr id="401987562" name=""/>
+                    <pic:cNvPicPr/>
+                  </pic:nvPicPr>
+                  <pic:blipFill>
+                    <a:blip r:embed="rId17"/>
+                    <a:stretch>
+                      <a:fillRect/>
+                    </a:stretch>
+                  </pic:blipFill>
+                  <pic:spPr>
+                    <a:xfrm>
+                      <a:off x="0" y="0"/>
+                      <a:ext cx="5940425" cy="5913755"/>
+                    </a:xfrm>
+                    <a:prstGeom prst="rect">
+                      <a:avLst/>
+                    </a:prstGeom>
+                  </pic:spPr>
+                </pic:pic>
+              </a:graphicData>
+            </a:graphic>
+          </wp:inline>
+        </w:drawing>
+      </w:r>
+    </w:p>
+    <w:p>
+      <w:pPr>
+        <w:pStyle w:val="ae"/>
+        <w:ind w:firstLine="0"/>
+        <w:jc w:val="center"/>
+        <w:rPr>
+          <w:rFonts w:eastAsiaTheme="minorEastAsia"/>
+          <w:iCs/>
+        </w:rPr>
+      </w:pPr>
+      <w:r>
+        <w:rPr>
+          <w:rFonts w:eastAsiaTheme="minorEastAsia"/>
+          <w:iCs/>
+        </w:rPr>
+        <w:t>Рисунок 14 – график остатков первого уравнения</w:t>
+      </w:r>
+    </w:p>
+    <w:p>
+      <w:pPr>
+        <w:pStyle w:val="ae"/>
+        <w:ind w:firstLine="0"/>
+        <w:jc w:val="center"/>
+        <w:rPr>
+          <w:rFonts w:eastAsiaTheme="minorEastAsia"/>
+          <w:iCs/>
+        </w:rPr>
+      </w:pPr>
+      <w:r>
+        <w:rPr>
+          <w:rFonts w:eastAsiaTheme="minorEastAsia"/>
+          <w:iCs/>
+        </w:rPr>
+        <w:lastRenderedPageBreak/>
+        <w:drawing>
+          <wp:inline distT="0" distB="0" distL="0" distR="0" wp14:anchorId="7FCCE5B2" wp14:editId="38F30420">
+            <wp:extent cx="4090635" cy="4072270"/>
+            <wp:effectExtent l="0" t="0" r="5715" b="4445"/>
+            <wp:docPr id="1069103245" name="Рисунок 1"/>
+            <wp:cNvGraphicFramePr>
+              <a:graphicFrameLocks xmlns:a="http://schemas.openxmlformats.org/drawingml/2006/main" noChangeAspect="1"/>
+            </wp:cNvGraphicFramePr>
+            <a:graphic xmlns:a="http://schemas.openxmlformats.org/drawingml/2006/main">
+              <a:graphicData uri="http://schemas.openxmlformats.org/drawingml/2006/picture">
+                <pic:pic xmlns:pic="http://schemas.openxmlformats.org/drawingml/2006/picture">
+                  <pic:nvPicPr>
+                    <pic:cNvPr id="1069103245" name=""/>
+                    <pic:cNvPicPr/>
+                  </pic:nvPicPr>
+                  <pic:blipFill>
+                    <a:blip r:embed="rId18"/>
+                    <a:stretch>
+                      <a:fillRect/>
+                    </a:stretch>
+                  </pic:blipFill>
+                  <pic:spPr>
+                    <a:xfrm>
+                      <a:off x="0" y="0"/>
+                      <a:ext cx="4099904" cy="4081498"/>
+                    </a:xfrm>
+                    <a:prstGeom prst="rect">
+                      <a:avLst/>
+                    </a:prstGeom>
+                  </pic:spPr>
+                </pic:pic>
+              </a:graphicData>
+            </a:graphic>
+          </wp:inline>
+        </w:drawing>
+      </w:r>
+    </w:p>
+    <w:p>
+      <w:pPr>
+        <w:pStyle w:val="ae"/>
+        <w:ind w:firstLine="0"/>
+        <w:jc w:val="center"/>
+        <w:rPr>
+          <w:rFonts w:eastAsiaTheme="minorEastAsia"/>
+          <w:iCs/>
+        </w:rPr>
+      </w:pPr>
+      <w:r>
+        <w:rPr>
+          <w:rFonts w:eastAsiaTheme="minorEastAsia"/>
+          <w:iCs/>
+        </w:rPr>
+        <w:t>Рисунок 1</w:t>
+      </w:r>
+      <w:r>
+        <w:rPr>
+          <w:rFonts w:eastAsiaTheme="minorEastAsia"/>
+          <w:iCs/>
+        </w:rPr>
+        <w:t>5</w:t>
+      </w:r>
+      <w:r>
+        <w:rPr>
+          <w:rFonts w:eastAsiaTheme="minorEastAsia"/>
+          <w:iCs/>
+        </w:rPr>
+        <w:t xml:space="preserve"> – график остатков </w:t>
+      </w:r>
+      <w:r>
+        <w:rPr>
+          <w:rFonts w:eastAsiaTheme="minorEastAsia"/>
+          <w:iCs/>
+        </w:rPr>
+        <w:t>второго</w:t>
+      </w:r>
+      <w:r>
+        <w:rPr>
+          <w:rFonts w:eastAsiaTheme="minorEastAsia"/>
+          <w:iCs/>
+        </w:rPr>
+        <w:t xml:space="preserve"> уравнения</w:t>
+      </w:r>
+    </w:p>
+    <w:p>
+      <w:pPr>
+        <w:pStyle w:val="ae"/>
+        <w:ind w:firstLine="0"/>
+        <w:jc w:val="center"/>
+        <w:rPr>
+          <w:rFonts w:eastAsiaTheme="minorEastAsia"/>
+          <w:iCs/>
+        </w:rPr>
+      </w:pPr>
+    </w:p>
+    <w:p>
+      <w:pPr>
+        <w:pStyle w:val="ae"/>
+        <w:ind w:firstLine="0"/>
+        <w:jc w:val="center"/>
+        <w:rPr>
+          <w:rFonts w:eastAsiaTheme="minorEastAsia"/>
+          <w:iCs/>
+        </w:rPr>
+      </w:pPr>
+      <w:r>
+        <w:rPr>
+          <w:rFonts w:eastAsiaTheme="minorEastAsia"/>
+          <w:iCs/>
+        </w:rPr>
+        <w:drawing>
+          <wp:inline distT="0" distB="0" distL="0" distR="0" wp14:anchorId="6DE8F3CA" wp14:editId="5BB8ABDA">
+            <wp:extent cx="4348717" cy="4348717"/>
+            <wp:effectExtent l="0" t="0" r="0" b="0"/>
+            <wp:docPr id="689766679" name="Рисунок 1"/>
+            <wp:cNvGraphicFramePr>
+              <a:graphicFrameLocks xmlns:a="http://schemas.openxmlformats.org/drawingml/2006/main" noChangeAspect="1"/>
+            </wp:cNvGraphicFramePr>
+            <a:graphic xmlns:a="http://schemas.openxmlformats.org/drawingml/2006/main">
+              <a:graphicData uri="http://schemas.openxmlformats.org/drawingml/2006/picture">
+                <pic:pic xmlns:pic="http://schemas.openxmlformats.org/drawingml/2006/picture">
+                  <pic:nvPicPr>
+                    <pic:cNvPr id="689766679" name=""/>
+                    <pic:cNvPicPr/>
+                  </pic:nvPicPr>
+                  <pic:blipFill>
+                    <a:blip r:embed="rId19"/>
+                    <a:stretch>
+                      <a:fillRect/>
+                    </a:stretch>
+                  </pic:blipFill>
+                  <pic:spPr>
+                    <a:xfrm>
+                      <a:off x="0" y="0"/>
+                      <a:ext cx="4359228" cy="4359228"/>
+                    </a:xfrm>
+                    <a:prstGeom prst="rect">
+                      <a:avLst/>
+                    </a:prstGeom>
+                  </pic:spPr>
+                </pic:pic>
+              </a:graphicData>
+            </a:graphic>
+          </wp:inline>
+        </w:drawing>
+      </w:r>
+    </w:p>
+    <w:p>
+      <w:pPr>
+        <w:pStyle w:val="ae"/>
+        <w:ind w:firstLine="0"/>
+        <w:jc w:val="center"/>
+        <w:rPr>
+          <w:rFonts w:eastAsiaTheme="minorEastAsia"/>
+          <w:iCs/>
+        </w:rPr>
+      </w:pPr>
+      <w:r>
+        <w:rPr>
+          <w:rFonts w:eastAsiaTheme="minorEastAsia"/>
+          <w:iCs/>
+        </w:rPr>
+        <w:t>Рисунок 1</w:t>
+      </w:r>
+      <w:r>
+        <w:rPr>
+          <w:rFonts w:eastAsiaTheme="minorEastAsia"/>
+          <w:iCs/>
+        </w:rPr>
+        <w:t>6</w:t>
+      </w:r>
+      <w:r>
+        <w:rPr>
+          <w:rFonts w:eastAsiaTheme="minorEastAsia"/>
+          <w:iCs/>
+        </w:rPr>
+        <w:t xml:space="preserve"> – график остатков </w:t>
+      </w:r>
+      <w:r>
+        <w:rPr>
+          <w:rFonts w:eastAsiaTheme="minorEastAsia"/>
+          <w:iCs/>
+        </w:rPr>
+        <w:t>третьего</w:t>
+      </w:r>
+      <w:r>
+        <w:rPr>
+          <w:rFonts w:eastAsiaTheme="minorEastAsia"/>
+          <w:iCs/>
+        </w:rPr>
+        <w:t xml:space="preserve"> уравнения</w:t>
+      </w:r>
+    </w:p>
+    <w:p>
+      <w:pPr>
+        <w:pStyle w:val="ae"/>
+        <w:ind w:firstLine="0"/>
+        <w:rPr>
+          <w:rFonts w:eastAsiaTheme="minorEastAsia"/>
+          <w:iCs/>
+        </w:rPr>
+      </w:pPr>
+      <w:r>
+        <w:rPr>
+          <w:rFonts w:eastAsiaTheme="minorEastAsia"/>
+          <w:iCs/>
+        </w:rPr>
+        <w:lastRenderedPageBreak/>
+        <w:tab/>
+        <w:t xml:space="preserve">Данные графики показывают, что некоторые </w:t>
+      </w:r>
+      <w:r>
+        <w:rPr>
+          <w:rFonts w:eastAsiaTheme="minorEastAsia"/>
+          <w:iCs/>
+        </w:rPr>
+        <w:t>пары</w:t>
+      </w:r>
+      <w:r>
+        <w:rPr>
+          <w:rFonts w:eastAsiaTheme="minorEastAsia"/>
+          <w:iCs/>
+        </w:rPr>
+        <w:t>, к</w:t>
+      </w:r>
+      <w:r>
+        <w:rPr>
+          <w:rFonts w:eastAsiaTheme="minorEastAsia"/>
+          <w:iCs/>
+        </w:rPr>
+        <w:t xml:space="preserve"> примеру</w:t>
+      </w:r>
+      <w:r>
+        <w:rPr>
+          <w:rFonts w:eastAsiaTheme="minorEastAsia"/>
+          <w:iCs/>
+        </w:rPr>
+        <w:t xml:space="preserve"> втор</w:t>
+      </w:r>
+      <w:r>
+        <w:rPr>
+          <w:rFonts w:eastAsiaTheme="minorEastAsia"/>
+          <w:iCs/>
+        </w:rPr>
+        <w:t>ая</w:t>
+      </w:r>
+      <w:r>
+        <w:rPr>
+          <w:rFonts w:eastAsiaTheme="minorEastAsia"/>
+          <w:iCs/>
+        </w:rPr>
+        <w:t>, не линейны, но всё равно имеют некоторое сходство с графиком</w:t>
+      </w:r>
+      <w:r>
+        <w:rPr>
+          <w:rFonts w:eastAsiaTheme="minorEastAsia"/>
+          <w:iCs/>
+        </w:rPr>
+        <w:t>,</w:t>
+      </w:r>
+      <w:r>
+        <w:rPr>
+          <w:rFonts w:eastAsiaTheme="minorEastAsia"/>
+          <w:iCs/>
+        </w:rPr>
+        <w:t xml:space="preserve"> </w:t>
+      </w:r>
+      <w:r>
+        <w:rPr>
+          <w:rFonts w:eastAsiaTheme="minorEastAsia"/>
+          <w:iCs/>
+        </w:rPr>
+        <w:t>построенным на основе уравнения зависимости, которое допускало их линейность.</w:t>
+      </w:r>
+    </w:p>
+    <w:p>
+      <w:pPr>
+        <w:pStyle w:val="ae"/>
+        <w:ind w:firstLine="0"/>
+        <w:rPr>
+          <w:rFonts w:eastAsiaTheme="minorEastAsia"/>
+          <w:iCs/>
+        </w:rPr>
+      </w:pPr>
+    </w:p>
+    <w:p>
+      <w:pPr>
+        <w:pStyle w:val="ae"/>
+        <w:ind w:firstLine="0"/>
+        <w:rPr>
+          <w:rFonts w:eastAsiaTheme="minorEastAsia"/>
+          <w:iCs/>
+        </w:rPr>
+      </w:pPr>
+      <w:r>
+        <w:rPr>
+          <w:rFonts w:eastAsiaTheme="minorEastAsia"/>
+          <w:iCs/>
+        </w:rPr>
+        <w:tab/>
+        <w:t>Вывод</w:t>
+      </w:r>
+      <w:r>
+        <w:rPr>
+          <w:rFonts w:eastAsiaTheme="minorEastAsia"/>
+          <w:iCs/>
+        </w:rPr>
+        <w:t>:</w:t>
+      </w:r>
+    </w:p>
+    <w:p>
+      <w:pPr>
+        <w:pStyle w:val="ae"/>
+      </w:pPr>
+      <w:r>
+        <w:rPr>
+          <w:rFonts w:eastAsiaTheme="minorEastAsia"/>
+          <w:iCs/>
+        </w:rPr>
+        <w:t xml:space="preserve">В ходе данной лабораторной работы были </w:t>
+      </w:r>
+      <w:r>
+        <w:t>и</w:t>
+      </w:r>
+      <w:r>
+        <w:t>сследова</w:t>
+      </w:r>
+      <w:r>
+        <w:t>ны</w:t>
+      </w:r>
+      <w:r>
+        <w:t xml:space="preserve"> возможности языка R для определения тесноты взаимосвязей экспериментальных данных;</w:t>
+      </w:r>
     </w:p>
     <w:sectPr>
       <w:pgSz w:w="11906" w:h="16838"/>
@@ -2061,6 +2557,7 @@
   <w:style w:type="character" w:default="1" w:styleId="a0">
     <w:name w:val="Default Paragraph Font"/>
     <w:uiPriority w:val="1"/>
+    <w:semiHidden/>
     <w:unhideWhenUsed/>
   </w:style>
   <w:style w:type="table" w:default="1" w:styleId="a1">

--- a/Интеллектуальный анализ данных/Лабораторные работы/ЛР2/Лабораторная работа #2.3.docx
+++ b/Интеллектуальный анализ данных/Лабораторные работы/ЛР2/Лабораторная работа #2.3.docx
@@ -882,14 +882,13 @@
       </w:pPr>
       <w:r>
         <w:rPr>
-          <w:noProof/>
           <w:lang w:val="en-US"/>
         </w:rPr>
         <w:drawing>
-          <wp:inline distT="0" distB="0" distL="0" distR="0" wp14:anchorId="76B5FD76" wp14:editId="2941971D">
-            <wp:extent cx="6251122" cy="1690576"/>
-            <wp:effectExtent l="0" t="0" r="0" b="5080"/>
-            <wp:docPr id="1592691963" name="Рисунок 1"/>
+          <wp:inline distT="0" distB="0" distL="0" distR="0" wp14:anchorId="350A4147" wp14:editId="3DB96483">
+            <wp:extent cx="6248895" cy="2105025"/>
+            <wp:effectExtent l="0" t="0" r="0" b="0"/>
+            <wp:docPr id="311205464" name="Рисунок 1"/>
             <wp:cNvGraphicFramePr>
               <a:graphicFrameLocks xmlns:a="http://schemas.openxmlformats.org/drawingml/2006/main" noChangeAspect="1"/>
             </wp:cNvGraphicFramePr>
@@ -897,23 +896,32 @@
               <a:graphicData uri="http://schemas.openxmlformats.org/drawingml/2006/picture">
                 <pic:pic xmlns:pic="http://schemas.openxmlformats.org/drawingml/2006/picture">
                   <pic:nvPicPr>
-                    <pic:cNvPr id="1592691963" name=""/>
+                    <pic:cNvPr id="311205464" name=""/>
                     <pic:cNvPicPr/>
                   </pic:nvPicPr>
-                  <pic:blipFill>
+                  <pic:blipFill rotWithShape="1">
                     <a:blip r:embed="rId12"/>
+                    <a:srcRect r="21272"/>
                     <a:stretch>
                       <a:fillRect/>
                     </a:stretch>
                   </pic:blipFill>
-                  <pic:spPr>
+                  <pic:spPr bwMode="auto">
                     <a:xfrm>
                       <a:off x="0" y="0"/>
-                      <a:ext cx="6261547" cy="1693395"/>
+                      <a:ext cx="6254310" cy="2106849"/>
                     </a:xfrm>
                     <a:prstGeom prst="rect">
                       <a:avLst/>
                     </a:prstGeom>
+                    <a:ln>
+                      <a:noFill/>
+                    </a:ln>
+                    <a:extLst>
+                      <a:ext uri="{53640926-AAD7-44D8-BBD7-CCE9431645EC}">
+                        <a14:shadowObscured xmlns:a14="http://schemas.microsoft.com/office/drawing/2010/main"/>
+                      </a:ext>
+                    </a:extLst>
                   </pic:spPr>
                 </pic:pic>
               </a:graphicData>
@@ -975,14 +983,11 @@
         <w:jc w:val="center"/>
       </w:pPr>
       <w:r>
-        <w:rPr>
-          <w:noProof/>
-        </w:rPr>
         <w:drawing>
-          <wp:inline distT="0" distB="0" distL="0" distR="0" wp14:anchorId="593F6B7B" wp14:editId="49AC9CBA">
-            <wp:extent cx="5940425" cy="2908935"/>
-            <wp:effectExtent l="0" t="0" r="3175" b="5715"/>
-            <wp:docPr id="431188693" name="Рисунок 1"/>
+          <wp:inline distT="0" distB="0" distL="0" distR="0" wp14:anchorId="4CDC493E" wp14:editId="0AD0D9BD">
+            <wp:extent cx="5940425" cy="2982595"/>
+            <wp:effectExtent l="0" t="0" r="3175" b="8255"/>
+            <wp:docPr id="1065891989" name="Рисунок 1"/>
             <wp:cNvGraphicFramePr>
               <a:graphicFrameLocks xmlns:a="http://schemas.openxmlformats.org/drawingml/2006/main" noChangeAspect="1"/>
             </wp:cNvGraphicFramePr>
@@ -990,7 +995,7 @@
               <a:graphicData uri="http://schemas.openxmlformats.org/drawingml/2006/picture">
                 <pic:pic xmlns:pic="http://schemas.openxmlformats.org/drawingml/2006/picture">
                   <pic:nvPicPr>
-                    <pic:cNvPr id="431188693" name=""/>
+                    <pic:cNvPr id="1065891989" name=""/>
                     <pic:cNvPicPr/>
                   </pic:nvPicPr>
                   <pic:blipFill>
@@ -1002,7 +1007,7 @@
                   <pic:spPr>
                     <a:xfrm>
                       <a:off x="0" y="0"/>
-                      <a:ext cx="5940425" cy="2908935"/>
+                      <a:ext cx="5940425" cy="2982595"/>
                     </a:xfrm>
                     <a:prstGeom prst="rect">
                       <a:avLst/>
@@ -1031,6 +1036,7 @@
         <w:ind w:firstLine="0"/>
       </w:pPr>
       <w:r>
+        <w:lastRenderedPageBreak/>
         <w:br/>
       </w:r>
       <w:r>
@@ -1050,8 +1056,25 @@
         <w:ind w:firstLine="708"/>
       </w:pPr>
       <w:r>
-        <w:lastRenderedPageBreak/>
-        <w:t>Данная матрица (Рисунок 9) показывает, что сильная корреляция компонентов отсутствует, лишь взаимосвязанные Безработица 15-24 с Безработица 25-54 и ИПЦ с Индексом счастья имеют высокие показатели, причём первая группа – взаимосвязанные компоненты общей выборки, корреляция которых изначально была предвидена. Гораздо больший интерес вызывает вторая группа и более незначительные корреляции, такие как Индекс счастья и Убийства, а также Инфляция и Индекс счастья, которые были задуманы, как коррелирующие. Они, хоть и в сравнении с группой ИПЦ и Индекса счастья, менее коррелирующие, но тем не менее, подтвердили теорию о взаимосвязанности данных параметров. В общем случае, метод рангов Спирмана показывает более низкие корреляции, так, отрицательные корреляции стали ещё ниже, как с Убийствами и Индексом счастья, положительные, за редким исключением, тоже уменьшились, как в Безработице 25-54 и Убийствами.</w:t>
+        <w:t xml:space="preserve">Данная матрица (Рисунок 9) показывает, что сильная корреляция компонентов </w:t>
+      </w:r>
+      <w:r>
+        <w:t>происходит между параметрами Средней зарплаты и ВВП на душу населения, Индекса счастья и Продолжительности жизни, Продолжительности жизни и Детской смертности.</w:t>
+      </w:r>
+      <w:r>
+        <w:t xml:space="preserve"> Остальные параметры коррелируют с средней силой </w:t>
+      </w:r>
+      <w:r>
+        <w:t xml:space="preserve">~0.4 </w:t>
+      </w:r>
+      <w:r>
+        <w:t xml:space="preserve">или </w:t>
+      </w:r>
+      <w:r>
+        <w:t>~0.5</w:t>
+      </w:r>
+      <w:r>
+        <w:t>. Поэтому с данной таблицей можно продолжать работать.</w:t>
       </w:r>
     </w:p>
     <w:p>
@@ -1080,9 +1103,6 @@
         <w:t>Данные 3 пары будут выбраны как самые коррелирующие</w:t>
       </w:r>
       <w:r>
-        <w:t xml:space="preserve"> (по Пирсону)</w:t>
-      </w:r>
-      <w:r>
         <w:t>:</w:t>
       </w:r>
     </w:p>
@@ -1098,7 +1118,13 @@
         <w:t>-</w:t>
       </w:r>
       <w:r>
-        <w:t xml:space="preserve"> ИПЦ и Индекс счастья</w:t>
+        <w:t xml:space="preserve"> </w:t>
+      </w:r>
+      <w:r>
+        <w:t>Средняя зарплата</w:t>
+      </w:r>
+      <w:r>
+        <w:t xml:space="preserve"> и ВВП на душу населения</w:t>
       </w:r>
     </w:p>
     <w:p>
@@ -1111,10 +1137,13 @@
         <w:t>-</w:t>
       </w:r>
       <w:r>
-        <w:t xml:space="preserve"> Инфляция и </w:t>
-      </w:r>
-      <w:r>
-        <w:t>ИПЦ</w:t>
+        <w:t xml:space="preserve"> </w:t>
+      </w:r>
+      <w:r>
+        <w:t xml:space="preserve">Индекс счастья и </w:t>
+      </w:r>
+      <w:r>
+        <w:t>Продолжительность жизни</w:t>
       </w:r>
     </w:p>
     <w:p>
@@ -1130,10 +1159,10 @@
         <w:t xml:space="preserve"> </w:t>
       </w:r>
       <w:r>
-        <w:t>Убийства</w:t>
-      </w:r>
-      <w:r>
-        <w:t xml:space="preserve"> и Индекс Счастья</w:t>
+        <w:t xml:space="preserve">Продолжительность жизни и </w:t>
+      </w:r>
+      <w:r>
+        <w:t>Детская смертность</w:t>
       </w:r>
     </w:p>
     <w:p>
@@ -1157,25 +1186,19 @@
         <w:pStyle w:val="ae"/>
         <w:ind w:firstLine="0"/>
       </w:pPr>
-      <w:r>
-        <w:tab/>
-      </w:r>
-    </w:p>
-    <w:p>
-      <w:pPr>
-        <w:pStyle w:val="ae"/>
-        <w:ind w:firstLine="0"/>
-        <w:jc w:val="center"/>
-      </w:pPr>
-      <w:r>
-        <w:rPr>
-          <w:noProof/>
-        </w:rPr>
+    </w:p>
+    <w:p>
+      <w:pPr>
+        <w:pStyle w:val="ae"/>
+        <w:ind w:firstLine="0"/>
+        <w:jc w:val="center"/>
+      </w:pPr>
+      <w:r>
         <w:drawing>
-          <wp:inline distT="0" distB="0" distL="0" distR="0" wp14:anchorId="496863B9" wp14:editId="44C67CA2">
-            <wp:extent cx="4363059" cy="638264"/>
+          <wp:inline distT="0" distB="0" distL="0" distR="0" wp14:anchorId="3D5EEDFB" wp14:editId="7DDC7D83">
+            <wp:extent cx="4944165" cy="714475"/>
             <wp:effectExtent l="0" t="0" r="0" b="9525"/>
-            <wp:docPr id="1516023238" name="Рисунок 1"/>
+            <wp:docPr id="1486791737" name="Рисунок 1"/>
             <wp:cNvGraphicFramePr>
               <a:graphicFrameLocks xmlns:a="http://schemas.openxmlformats.org/drawingml/2006/main" noChangeAspect="1"/>
             </wp:cNvGraphicFramePr>
@@ -1183,7 +1206,7 @@
               <a:graphicData uri="http://schemas.openxmlformats.org/drawingml/2006/picture">
                 <pic:pic xmlns:pic="http://schemas.openxmlformats.org/drawingml/2006/picture">
                   <pic:nvPicPr>
-                    <pic:cNvPr id="1516023238" name=""/>
+                    <pic:cNvPr id="1486791737" name=""/>
                     <pic:cNvPicPr/>
                   </pic:nvPicPr>
                   <pic:blipFill>
@@ -1195,7 +1218,7 @@
                   <pic:spPr>
                     <a:xfrm>
                       <a:off x="0" y="0"/>
-                      <a:ext cx="4363059" cy="638264"/>
+                      <a:ext cx="4944165" cy="714475"/>
                     </a:xfrm>
                     <a:prstGeom prst="rect">
                       <a:avLst/>
@@ -1232,10 +1255,10 @@
       </w:pPr>
       <w:r>
         <w:drawing>
-          <wp:inline distT="0" distB="0" distL="0" distR="0" wp14:anchorId="5A1FB392" wp14:editId="0D38DC2E">
-            <wp:extent cx="4124901" cy="685896"/>
-            <wp:effectExtent l="0" t="0" r="0" b="0"/>
-            <wp:docPr id="1767049062" name="Рисунок 1"/>
+          <wp:inline distT="0" distB="0" distL="0" distR="0" wp14:anchorId="37D1A291" wp14:editId="00567650">
+            <wp:extent cx="4944165" cy="552527"/>
+            <wp:effectExtent l="0" t="0" r="8890" b="0"/>
+            <wp:docPr id="1337404424" name="Рисунок 1"/>
             <wp:cNvGraphicFramePr>
               <a:graphicFrameLocks xmlns:a="http://schemas.openxmlformats.org/drawingml/2006/main" noChangeAspect="1"/>
             </wp:cNvGraphicFramePr>
@@ -1243,7 +1266,7 @@
               <a:graphicData uri="http://schemas.openxmlformats.org/drawingml/2006/picture">
                 <pic:pic xmlns:pic="http://schemas.openxmlformats.org/drawingml/2006/picture">
                   <pic:nvPicPr>
-                    <pic:cNvPr id="1767049062" name=""/>
+                    <pic:cNvPr id="1337404424" name=""/>
                     <pic:cNvPicPr/>
                   </pic:nvPicPr>
                   <pic:blipFill>
@@ -1255,7 +1278,7 @@
                   <pic:spPr>
                     <a:xfrm>
                       <a:off x="0" y="0"/>
-                      <a:ext cx="4124901" cy="685896"/>
+                      <a:ext cx="4944165" cy="552527"/>
                     </a:xfrm>
                     <a:prstGeom prst="rect">
                       <a:avLst/>
@@ -1295,10 +1318,10 @@
       </w:pPr>
       <w:r>
         <w:drawing>
-          <wp:inline distT="0" distB="0" distL="0" distR="0" wp14:anchorId="5CF26C47" wp14:editId="5B30BA3B">
-            <wp:extent cx="3972479" cy="647790"/>
-            <wp:effectExtent l="0" t="0" r="9525" b="0"/>
-            <wp:docPr id="2029111850" name="Рисунок 1"/>
+          <wp:inline distT="0" distB="0" distL="0" distR="0" wp14:anchorId="3BFE20CF" wp14:editId="1F3D83C3">
+            <wp:extent cx="4839375" cy="1038370"/>
+            <wp:effectExtent l="0" t="0" r="0" b="9525"/>
+            <wp:docPr id="1918296118" name="Рисунок 1"/>
             <wp:cNvGraphicFramePr>
               <a:graphicFrameLocks xmlns:a="http://schemas.openxmlformats.org/drawingml/2006/main" noChangeAspect="1"/>
             </wp:cNvGraphicFramePr>
@@ -1306,7 +1329,7 @@
               <a:graphicData uri="http://schemas.openxmlformats.org/drawingml/2006/picture">
                 <pic:pic xmlns:pic="http://schemas.openxmlformats.org/drawingml/2006/picture">
                   <pic:nvPicPr>
-                    <pic:cNvPr id="2029111850" name=""/>
+                    <pic:cNvPr id="1880692265" name=""/>
                     <pic:cNvPicPr/>
                   </pic:nvPicPr>
                   <pic:blipFill>
@@ -1318,7 +1341,7 @@
                   <pic:spPr>
                     <a:xfrm>
                       <a:off x="0" y="0"/>
-                      <a:ext cx="3972479" cy="647790"/>
+                      <a:ext cx="4839375" cy="1038370"/>
                     </a:xfrm>
                     <a:prstGeom prst="rect">
                       <a:avLst/>
@@ -1345,9 +1368,15 @@
       <w:pPr>
         <w:pStyle w:val="ae"/>
         <w:ind w:firstLine="0"/>
-      </w:pPr>
-      <w:r>
-        <w:lastRenderedPageBreak/>
+        <w:jc w:val="center"/>
+      </w:pPr>
+    </w:p>
+    <w:p>
+      <w:pPr>
+        <w:pStyle w:val="ae"/>
+        <w:ind w:firstLine="0"/>
+      </w:pPr>
+      <w:r>
         <w:tab/>
         <w:t>Следовательно уравнения будут выглядеть так</w:t>
       </w:r>
@@ -1375,7 +1404,38 @@
             <w:rPr>
               <w:rFonts w:ascii="Cambria Math" w:hAnsi="Cambria Math"/>
             </w:rPr>
-            <m:t>ИПЦ=1.2060∙ИС-21.4813</m:t>
+            <w:lastRenderedPageBreak/>
+            <m:t>СЗ</m:t>
+          </m:r>
+          <m:r>
+            <w:rPr>
+              <w:rFonts w:ascii="Cambria Math" w:hAnsi="Cambria Math"/>
+            </w:rPr>
+            <m:t>=</m:t>
+          </m:r>
+          <m:r>
+            <w:rPr>
+              <w:rFonts w:ascii="Cambria Math" w:hAnsi="Cambria Math"/>
+            </w:rPr>
+            <m:t>0.001</m:t>
+          </m:r>
+          <m:r>
+            <w:rPr>
+              <w:rFonts w:ascii="Cambria Math" w:hAnsi="Cambria Math"/>
+            </w:rPr>
+            <m:t>∙</m:t>
+          </m:r>
+          <m:r>
+            <w:rPr>
+              <w:rFonts w:ascii="Cambria Math" w:hAnsi="Cambria Math"/>
+            </w:rPr>
+            <m:t>ВВП на душу населения</m:t>
+          </m:r>
+          <m:r>
+            <w:rPr>
+              <w:rFonts w:ascii="Cambria Math" w:hAnsi="Cambria Math"/>
+            </w:rPr>
+            <m:t>+0.733</m:t>
           </m:r>
         </m:oMath>
       </m:oMathPara>
@@ -1403,13 +1463,31 @@
             <w:rPr>
               <w:rFonts w:ascii="Cambria Math" w:eastAsiaTheme="minorEastAsia" w:hAnsi="Cambria Math"/>
             </w:rPr>
-            <m:t>Инфляция= -</m:t>
+            <m:t>ИС</m:t>
           </m:r>
           <m:r>
             <w:rPr>
               <w:rFonts w:ascii="Cambria Math" w:eastAsiaTheme="minorEastAsia" w:hAnsi="Cambria Math"/>
             </w:rPr>
-            <m:t>0.2916∙ИПЦ+22.2147</m:t>
+            <m:t xml:space="preserve">= </m:t>
+          </m:r>
+          <m:r>
+            <w:rPr>
+              <w:rFonts w:ascii="Cambria Math" w:eastAsiaTheme="minorEastAsia" w:hAnsi="Cambria Math"/>
+            </w:rPr>
+            <m:t>1.097</m:t>
+          </m:r>
+          <m:r>
+            <w:rPr>
+              <w:rFonts w:ascii="Cambria Math" w:eastAsiaTheme="minorEastAsia" w:hAnsi="Cambria Math"/>
+            </w:rPr>
+            <m:t>∙</m:t>
+          </m:r>
+          <m:r>
+            <w:rPr>
+              <w:rFonts w:ascii="Cambria Math" w:eastAsiaTheme="minorEastAsia" w:hAnsi="Cambria Math"/>
+            </w:rPr>
+            <m:t>ПЖ-25.37</m:t>
           </m:r>
         </m:oMath>
       </m:oMathPara>
@@ -1430,7 +1508,6 @@
         <w:rPr>
           <w:rFonts w:eastAsiaTheme="minorEastAsia"/>
           <w:i/>
-          <w:lang w:val="en-US"/>
         </w:rPr>
       </w:pPr>
       <m:oMathPara>
@@ -1439,7 +1516,19 @@
             <w:rPr>
               <w:rFonts w:ascii="Cambria Math" w:eastAsiaTheme="minorEastAsia" w:hAnsi="Cambria Math"/>
             </w:rPr>
-            <m:t>Убийства= -29.51</m:t>
+            <m:t>ПЖ</m:t>
+          </m:r>
+          <m:r>
+            <w:rPr>
+              <w:rFonts w:ascii="Cambria Math" w:eastAsiaTheme="minorEastAsia" w:hAnsi="Cambria Math"/>
+            </w:rPr>
+            <m:t>= -</m:t>
+          </m:r>
+          <m:r>
+            <w:rPr>
+              <w:rFonts w:ascii="Cambria Math" w:eastAsiaTheme="minorEastAsia" w:hAnsi="Cambria Math"/>
+            </w:rPr>
+            <m:t>0.195</m:t>
           </m:r>
           <m:r>
             <w:rPr>
@@ -1452,14 +1541,27 @@
             <w:rPr>
               <w:rFonts w:ascii="Cambria Math" w:eastAsiaTheme="minorEastAsia" w:hAnsi="Cambria Math"/>
             </w:rPr>
-            <m:t>ИС</m:t>
+            <m:t>ДС</m:t>
           </m:r>
           <m:r>
             <w:rPr>
               <w:rFonts w:ascii="Cambria Math" w:eastAsiaTheme="minorEastAsia" w:hAnsi="Cambria Math"/>
               <w:lang w:val="en-US"/>
             </w:rPr>
-            <m:t>+9059</m:t>
+            <m:t>+</m:t>
+          </m:r>
+          <m:r>
+            <w:rPr>
+              <w:rFonts w:ascii="Cambria Math" w:eastAsiaTheme="minorEastAsia" w:hAnsi="Cambria Math"/>
+              <w:lang w:val="en-US"/>
+            </w:rPr>
+            <m:t>7</m:t>
+          </m:r>
+          <m:r>
+            <w:rPr>
+              <w:rFonts w:ascii="Cambria Math" w:eastAsiaTheme="minorEastAsia" w:hAnsi="Cambria Math"/>
+            </w:rPr>
+            <m:t>6.757</m:t>
           </m:r>
         </m:oMath>
       </m:oMathPara>
@@ -1533,12 +1635,13 @@
         <w:rPr>
           <w:rFonts w:eastAsiaTheme="minorEastAsia"/>
           <w:iCs/>
+          <w:noProof/>
         </w:rPr>
         <w:drawing>
-          <wp:inline distT="0" distB="0" distL="0" distR="0" wp14:anchorId="5F4E81A0" wp14:editId="1AA74748">
-            <wp:extent cx="5940425" cy="5913755"/>
-            <wp:effectExtent l="0" t="0" r="3175" b="0"/>
-            <wp:docPr id="401987562" name="Рисунок 1"/>
+          <wp:inline distT="0" distB="0" distL="0" distR="0" wp14:anchorId="3A628AAF" wp14:editId="3A84426B">
+            <wp:extent cx="5940425" cy="2976245"/>
+            <wp:effectExtent l="0" t="0" r="0" b="0"/>
+            <wp:docPr id="1958845402" name="Рисунок 1"/>
             <wp:cNvGraphicFramePr>
               <a:graphicFrameLocks xmlns:a="http://schemas.openxmlformats.org/drawingml/2006/main" noChangeAspect="1"/>
             </wp:cNvGraphicFramePr>
@@ -1546,23 +1649,36 @@
               <a:graphicData uri="http://schemas.openxmlformats.org/drawingml/2006/picture">
                 <pic:pic xmlns:pic="http://schemas.openxmlformats.org/drawingml/2006/picture">
                   <pic:nvPicPr>
-                    <pic:cNvPr id="401987562" name=""/>
-                    <pic:cNvPicPr/>
+                    <pic:cNvPr id="0" name="Picture 1"/>
+                    <pic:cNvPicPr>
+                      <a:picLocks noChangeAspect="1" noChangeArrowheads="1"/>
+                    </pic:cNvPicPr>
                   </pic:nvPicPr>
                   <pic:blipFill>
-                    <a:blip r:embed="rId17"/>
+                    <a:blip r:embed="rId17">
+                      <a:extLst>
+                        <a:ext uri="{28A0092B-C50C-407E-A947-70E740481C1C}">
+                          <a14:useLocalDpi xmlns:a14="http://schemas.microsoft.com/office/drawing/2010/main" val="0"/>
+                        </a:ext>
+                      </a:extLst>
+                    </a:blip>
+                    <a:srcRect/>
                     <a:stretch>
                       <a:fillRect/>
                     </a:stretch>
                   </pic:blipFill>
-                  <pic:spPr>
+                  <pic:spPr bwMode="auto">
                     <a:xfrm>
                       <a:off x="0" y="0"/>
-                      <a:ext cx="5940425" cy="5913755"/>
+                      <a:ext cx="5940425" cy="2976245"/>
                     </a:xfrm>
                     <a:prstGeom prst="rect">
                       <a:avLst/>
                     </a:prstGeom>
+                    <a:noFill/>
+                    <a:ln>
+                      <a:noFill/>
+                    </a:ln>
                   </pic:spPr>
                 </pic:pic>
               </a:graphicData>
@@ -1599,17 +1715,28 @@
           <w:iCs/>
         </w:rPr>
       </w:pPr>
-      <w:r>
+    </w:p>
+    <w:p>
+      <w:pPr>
+        <w:pStyle w:val="ae"/>
+        <w:ind w:firstLine="0"/>
+        <w:jc w:val="center"/>
         <w:rPr>
           <w:rFonts w:eastAsiaTheme="minorEastAsia"/>
           <w:iCs/>
         </w:rPr>
-        <w:lastRenderedPageBreak/>
+      </w:pPr>
+      <w:r>
+        <w:rPr>
+          <w:rFonts w:eastAsiaTheme="minorEastAsia"/>
+          <w:iCs/>
+          <w:noProof/>
+        </w:rPr>
         <w:drawing>
-          <wp:inline distT="0" distB="0" distL="0" distR="0" wp14:anchorId="7FCCE5B2" wp14:editId="38F30420">
-            <wp:extent cx="4090635" cy="4072270"/>
-            <wp:effectExtent l="0" t="0" r="5715" b="4445"/>
-            <wp:docPr id="1069103245" name="Рисунок 1"/>
+          <wp:inline distT="0" distB="0" distL="0" distR="0" wp14:anchorId="1DAD3B2E" wp14:editId="0303DD5E">
+            <wp:extent cx="5940425" cy="2976245"/>
+            <wp:effectExtent l="0" t="0" r="0" b="0"/>
+            <wp:docPr id="1952080296" name="Рисунок 3"/>
             <wp:cNvGraphicFramePr>
               <a:graphicFrameLocks xmlns:a="http://schemas.openxmlformats.org/drawingml/2006/main" noChangeAspect="1"/>
             </wp:cNvGraphicFramePr>
@@ -1617,23 +1744,36 @@
               <a:graphicData uri="http://schemas.openxmlformats.org/drawingml/2006/picture">
                 <pic:pic xmlns:pic="http://schemas.openxmlformats.org/drawingml/2006/picture">
                   <pic:nvPicPr>
-                    <pic:cNvPr id="1069103245" name=""/>
-                    <pic:cNvPicPr/>
+                    <pic:cNvPr id="0" name="Picture 3"/>
+                    <pic:cNvPicPr>
+                      <a:picLocks noChangeAspect="1" noChangeArrowheads="1"/>
+                    </pic:cNvPicPr>
                   </pic:nvPicPr>
                   <pic:blipFill>
-                    <a:blip r:embed="rId18"/>
+                    <a:blip r:embed="rId18">
+                      <a:extLst>
+                        <a:ext uri="{28A0092B-C50C-407E-A947-70E740481C1C}">
+                          <a14:useLocalDpi xmlns:a14="http://schemas.microsoft.com/office/drawing/2010/main" val="0"/>
+                        </a:ext>
+                      </a:extLst>
+                    </a:blip>
+                    <a:srcRect/>
                     <a:stretch>
                       <a:fillRect/>
                     </a:stretch>
                   </pic:blipFill>
-                  <pic:spPr>
+                  <pic:spPr bwMode="auto">
                     <a:xfrm>
                       <a:off x="0" y="0"/>
-                      <a:ext cx="4099904" cy="4081498"/>
+                      <a:ext cx="5940425" cy="2976245"/>
                     </a:xfrm>
                     <a:prstGeom prst="rect">
                       <a:avLst/>
                     </a:prstGeom>
+                    <a:noFill/>
+                    <a:ln>
+                      <a:noFill/>
+                    </a:ln>
                   </pic:spPr>
                 </pic:pic>
               </a:graphicData>
@@ -1641,84 +1781,47 @@
           </wp:inline>
         </w:drawing>
       </w:r>
-    </w:p>
-    <w:p>
-      <w:pPr>
-        <w:pStyle w:val="ae"/>
-        <w:ind w:firstLine="0"/>
-        <w:jc w:val="center"/>
+      <w:r>
         <w:rPr>
           <w:rFonts w:eastAsiaTheme="minorEastAsia"/>
           <w:iCs/>
         </w:rPr>
-      </w:pPr>
-      <w:r>
+        <w:t>Рисунок 15 – график остатков второго уравнения</w:t>
+      </w:r>
+    </w:p>
+    <w:p>
+      <w:pPr>
+        <w:pStyle w:val="ae"/>
+        <w:ind w:firstLine="0"/>
+        <w:jc w:val="center"/>
         <w:rPr>
           <w:rFonts w:eastAsiaTheme="minorEastAsia"/>
           <w:iCs/>
         </w:rPr>
-        <w:t>Рисунок 1</w:t>
-      </w:r>
-      <w:r>
+      </w:pPr>
+    </w:p>
+    <w:p>
+      <w:pPr>
+        <w:pStyle w:val="ae"/>
+        <w:ind w:firstLine="0"/>
+        <w:jc w:val="center"/>
         <w:rPr>
           <w:rFonts w:eastAsiaTheme="minorEastAsia"/>
           <w:iCs/>
         </w:rPr>
-        <w:t>5</w:t>
-      </w:r>
+      </w:pPr>
       <w:r>
         <w:rPr>
           <w:rFonts w:eastAsiaTheme="minorEastAsia"/>
           <w:iCs/>
-        </w:rPr>
-        <w:t xml:space="preserve"> – график остатков </w:t>
-      </w:r>
-      <w:r>
-        <w:rPr>
-          <w:rFonts w:eastAsiaTheme="minorEastAsia"/>
-          <w:iCs/>
-        </w:rPr>
-        <w:t>второго</w:t>
-      </w:r>
-      <w:r>
-        <w:rPr>
-          <w:rFonts w:eastAsiaTheme="minorEastAsia"/>
-          <w:iCs/>
-        </w:rPr>
-        <w:t xml:space="preserve"> уравнения</w:t>
-      </w:r>
-    </w:p>
-    <w:p>
-      <w:pPr>
-        <w:pStyle w:val="ae"/>
-        <w:ind w:firstLine="0"/>
-        <w:jc w:val="center"/>
-        <w:rPr>
-          <w:rFonts w:eastAsiaTheme="minorEastAsia"/>
-          <w:iCs/>
-        </w:rPr>
-      </w:pPr>
-    </w:p>
-    <w:p>
-      <w:pPr>
-        <w:pStyle w:val="ae"/>
-        <w:ind w:firstLine="0"/>
-        <w:jc w:val="center"/>
-        <w:rPr>
-          <w:rFonts w:eastAsiaTheme="minorEastAsia"/>
-          <w:iCs/>
-        </w:rPr>
-      </w:pPr>
-      <w:r>
-        <w:rPr>
-          <w:rFonts w:eastAsiaTheme="minorEastAsia"/>
-          <w:iCs/>
-        </w:rPr>
+          <w:noProof/>
+        </w:rPr>
+        <w:lastRenderedPageBreak/>
         <w:drawing>
-          <wp:inline distT="0" distB="0" distL="0" distR="0" wp14:anchorId="6DE8F3CA" wp14:editId="5BB8ABDA">
-            <wp:extent cx="4348717" cy="4348717"/>
+          <wp:inline distT="0" distB="0" distL="0" distR="0" wp14:anchorId="0B9C6DF5" wp14:editId="32305E16">
+            <wp:extent cx="5940425" cy="2976245"/>
             <wp:effectExtent l="0" t="0" r="0" b="0"/>
-            <wp:docPr id="689766679" name="Рисунок 1"/>
+            <wp:docPr id="1160541964" name="Рисунок 2"/>
             <wp:cNvGraphicFramePr>
               <a:graphicFrameLocks xmlns:a="http://schemas.openxmlformats.org/drawingml/2006/main" noChangeAspect="1"/>
             </wp:cNvGraphicFramePr>
@@ -1726,23 +1829,36 @@
               <a:graphicData uri="http://schemas.openxmlformats.org/drawingml/2006/picture">
                 <pic:pic xmlns:pic="http://schemas.openxmlformats.org/drawingml/2006/picture">
                   <pic:nvPicPr>
-                    <pic:cNvPr id="689766679" name=""/>
-                    <pic:cNvPicPr/>
+                    <pic:cNvPr id="0" name="Picture 2"/>
+                    <pic:cNvPicPr>
+                      <a:picLocks noChangeAspect="1" noChangeArrowheads="1"/>
+                    </pic:cNvPicPr>
                   </pic:nvPicPr>
                   <pic:blipFill>
-                    <a:blip r:embed="rId19"/>
+                    <a:blip r:embed="rId19">
+                      <a:extLst>
+                        <a:ext uri="{28A0092B-C50C-407E-A947-70E740481C1C}">
+                          <a14:useLocalDpi xmlns:a14="http://schemas.microsoft.com/office/drawing/2010/main" val="0"/>
+                        </a:ext>
+                      </a:extLst>
+                    </a:blip>
+                    <a:srcRect/>
                     <a:stretch>
                       <a:fillRect/>
                     </a:stretch>
                   </pic:blipFill>
-                  <pic:spPr>
+                  <pic:spPr bwMode="auto">
                     <a:xfrm>
                       <a:off x="0" y="0"/>
-                      <a:ext cx="4359228" cy="4359228"/>
+                      <a:ext cx="5940425" cy="2976245"/>
                     </a:xfrm>
                     <a:prstGeom prst="rect">
                       <a:avLst/>
                     </a:prstGeom>
+                    <a:noFill/>
+                    <a:ln>
+                      <a:noFill/>
+                    </a:ln>
                   </pic:spPr>
                 </pic:pic>
               </a:graphicData>
@@ -1766,96 +1882,43 @@
           <w:rFonts w:eastAsiaTheme="minorEastAsia"/>
           <w:iCs/>
         </w:rPr>
-        <w:t>Рисунок 1</w:t>
-      </w:r>
-      <w:r>
+        <w:t>Рисунок 16 – график остатков третьего уравнения</w:t>
+      </w:r>
+    </w:p>
+    <w:p>
+      <w:pPr>
+        <w:pStyle w:val="ae"/>
+        <w:ind w:firstLine="0"/>
+        <w:jc w:val="center"/>
         <w:rPr>
           <w:rFonts w:eastAsiaTheme="minorEastAsia"/>
           <w:iCs/>
         </w:rPr>
-        <w:t>6</w:t>
-      </w:r>
-      <w:r>
+      </w:pPr>
+    </w:p>
+    <w:p>
+      <w:pPr>
+        <w:pStyle w:val="ae"/>
+        <w:ind w:firstLine="0"/>
         <w:rPr>
           <w:rFonts w:eastAsiaTheme="minorEastAsia"/>
           <w:iCs/>
         </w:rPr>
-        <w:t xml:space="preserve"> – график остатков </w:t>
-      </w:r>
+      </w:pPr>
       <w:r>
         <w:rPr>
           <w:rFonts w:eastAsiaTheme="minorEastAsia"/>
           <w:iCs/>
         </w:rPr>
-        <w:t>третьего</w:t>
+        <w:tab/>
+        <w:t xml:space="preserve">Данные графики показывают, что </w:t>
       </w:r>
       <w:r>
         <w:rPr>
           <w:rFonts w:eastAsiaTheme="minorEastAsia"/>
           <w:iCs/>
         </w:rPr>
-        <w:t xml:space="preserve"> уравнения</w:t>
-      </w:r>
-    </w:p>
-    <w:p>
-      <w:pPr>
-        <w:pStyle w:val="ae"/>
-        <w:ind w:firstLine="0"/>
-        <w:rPr>
-          <w:rFonts w:eastAsiaTheme="minorEastAsia"/>
-          <w:iCs/>
-        </w:rPr>
-      </w:pPr>
-      <w:r>
-        <w:rPr>
-          <w:rFonts w:eastAsiaTheme="minorEastAsia"/>
-          <w:iCs/>
-        </w:rPr>
-        <w:lastRenderedPageBreak/>
-        <w:tab/>
-        <w:t xml:space="preserve">Данные графики показывают, что некоторые </w:t>
-      </w:r>
-      <w:r>
-        <w:rPr>
-          <w:rFonts w:eastAsiaTheme="minorEastAsia"/>
-          <w:iCs/>
-        </w:rPr>
-        <w:t>пары</w:t>
-      </w:r>
-      <w:r>
-        <w:rPr>
-          <w:rFonts w:eastAsiaTheme="minorEastAsia"/>
-          <w:iCs/>
-        </w:rPr>
-        <w:t>, к</w:t>
-      </w:r>
-      <w:r>
-        <w:rPr>
-          <w:rFonts w:eastAsiaTheme="minorEastAsia"/>
-          <w:iCs/>
-        </w:rPr>
-        <w:t xml:space="preserve"> примеру</w:t>
-      </w:r>
-      <w:r>
-        <w:rPr>
-          <w:rFonts w:eastAsiaTheme="minorEastAsia"/>
-          <w:iCs/>
-        </w:rPr>
-        <w:t xml:space="preserve"> втор</w:t>
-      </w:r>
-      <w:r>
-        <w:rPr>
-          <w:rFonts w:eastAsiaTheme="minorEastAsia"/>
-          <w:iCs/>
-        </w:rPr>
-        <w:t>ая</w:t>
-      </w:r>
-      <w:r>
-        <w:rPr>
-          <w:rFonts w:eastAsiaTheme="minorEastAsia"/>
-          <w:iCs/>
-        </w:rPr>
-        <w:t>, не линейны, но всё равно имеют некоторое сходство с графиком</w:t>
+        <w:t>полученные параметры близки к линейным графикам</w:t>
       </w:r>
       <w:r>
         <w:rPr>
